--- a/DarshanSadashiva_Resume.docx
+++ b/DarshanSadashiva_Resume.docx
@@ -271,19 +271,8 @@
             <w:sz w:val="21"/>
             <w:szCs w:val="21"/>
           </w:rPr>
-          <w:t>linkedin.com/in/</w:t>
+          <w:t>linkedin.com/in/darshansadashiva</w:t>
         </w:r>
-        <w:proofErr w:type="spellStart"/>
-        <w:r>
-          <w:rPr>
-            <w:rStyle w:val="Hyperlink"/>
-            <w:rFonts w:ascii="Times New Roman" w:hAnsi="Times New Roman" w:cs="Times New Roman"/>
-            <w:sz w:val="21"/>
-            <w:szCs w:val="21"/>
-          </w:rPr>
-          <w:t>darshansadashiva</w:t>
-        </w:r>
-        <w:proofErr w:type="spellEnd"/>
       </w:hyperlink>
       <w:r>
         <w:rPr>
@@ -324,19 +313,8 @@
             <w:sz w:val="21"/>
             <w:szCs w:val="21"/>
           </w:rPr>
-          <w:t>github.com/</w:t>
+          <w:t>github.com/darshansadashiva</w:t>
         </w:r>
-        <w:proofErr w:type="spellStart"/>
-        <w:r>
-          <w:rPr>
-            <w:rStyle w:val="Hyperlink"/>
-            <w:rFonts w:ascii="Times New Roman" w:hAnsi="Times New Roman" w:cs="Times New Roman"/>
-            <w:sz w:val="21"/>
-            <w:szCs w:val="21"/>
-          </w:rPr>
-          <w:t>darshansadashiva</w:t>
-        </w:r>
-        <w:proofErr w:type="spellEnd"/>
       </w:hyperlink>
       <w:r>
         <w:rPr>
@@ -385,7 +363,6 @@
         <w:t xml:space="preserve"> </w:t>
       </w:r>
       <w:hyperlink r:id="rId8" w:history="1">
-        <w:proofErr w:type="spellStart"/>
         <w:r>
           <w:rPr>
             <w:rStyle w:val="Hyperlink"/>
@@ -395,7 +372,6 @@
           </w:rPr>
           <w:t>darshansadashiva.vercel.app</w:t>
         </w:r>
-        <w:proofErr w:type="spellEnd"/>
       </w:hyperlink>
     </w:p>
     <w:p>
@@ -585,16 +561,7 @@
           <w:bCs/>
           <w:lang w:val="en-GB"/>
         </w:rPr>
-        <w:t>Programmer Analyst Trainee</w:t>
-      </w:r>
-      <w:r>
-        <w:rPr>
-          <w:rFonts w:ascii="Times New Roman" w:hAnsi="Times New Roman" w:cs="Times New Roman"/>
-          <w:sz w:val="24"/>
-          <w:szCs w:val="24"/>
-          <w:lang w:val="en-GB"/>
-        </w:rPr>
-        <w:t xml:space="preserve"> </w:t>
+        <w:t xml:space="preserve">Programmer Analyst </w:t>
       </w:r>
       <w:r>
         <w:rPr>
@@ -843,7 +810,6 @@
           <w:lang w:val="en-GB"/>
         </w:rPr>
       </w:pPr>
-      <w:proofErr w:type="spellStart"/>
       <w:r>
         <w:rPr>
           <w:rFonts w:ascii="Times New Roman" w:hAnsi="Times New Roman" w:cs="Times New Roman"/>
@@ -853,19 +819,7 @@
           <w:szCs w:val="24"/>
           <w:lang w:val="en-GB"/>
         </w:rPr>
-        <w:t>LuminAI</w:t>
-      </w:r>
-      <w:proofErr w:type="spellEnd"/>
-      <w:r>
-        <w:rPr>
-          <w:rFonts w:ascii="Times New Roman" w:hAnsi="Times New Roman" w:cs="Times New Roman"/>
-          <w:b/>
-          <w:bCs/>
-          <w:sz w:val="24"/>
-          <w:szCs w:val="24"/>
-          <w:lang w:val="en-GB"/>
-        </w:rPr>
-        <w:t xml:space="preserve">, </w:t>
+        <w:t xml:space="preserve">LuminAI, </w:t>
       </w:r>
       <w:r>
         <w:rPr>
@@ -1470,21 +1424,7 @@
         <w:rPr>
           <w:rFonts w:ascii="Times New Roman" w:hAnsi="Times New Roman" w:cs="Times New Roman"/>
         </w:rPr>
-        <w:t xml:space="preserve">Spring Boot, React, MySQL, Hibernate, Git, </w:t>
-      </w:r>
-      <w:proofErr w:type="spellStart"/>
-      <w:r>
-        <w:rPr>
-          <w:rFonts w:ascii="Times New Roman" w:hAnsi="Times New Roman" w:cs="Times New Roman"/>
-        </w:rPr>
-        <w:t>Jwt</w:t>
-      </w:r>
-      <w:proofErr w:type="spellEnd"/>
-      <w:r>
-        <w:rPr>
-          <w:rFonts w:ascii="Times New Roman" w:hAnsi="Times New Roman" w:cs="Times New Roman"/>
-        </w:rPr>
-        <w:t xml:space="preserve"> Auth </w:t>
+        <w:t xml:space="preserve">Spring Boot, React, MySQL, Hibernate, Git, Jwt Auth </w:t>
       </w:r>
     </w:p>
     <w:p>
@@ -1564,16 +1504,8 @@
         <w:rPr>
           <w:rFonts w:ascii="Times New Roman" w:hAnsi="Times New Roman" w:cs="Times New Roman"/>
         </w:rPr>
-        <w:t xml:space="preserve">, </w:t>
-      </w:r>
-      <w:proofErr w:type="spellStart"/>
-      <w:r>
-        <w:rPr>
-          <w:rFonts w:ascii="Times New Roman" w:hAnsi="Times New Roman" w:cs="Times New Roman"/>
-        </w:rPr>
-        <w:t>Vercel</w:t>
-      </w:r>
-      <w:proofErr w:type="spellEnd"/>
+        <w:t>, Vercel</w:t>
+      </w:r>
     </w:p>
     <w:p>
       <w:pPr>
@@ -1653,16 +1585,8 @@
         <w:rPr>
           <w:rFonts w:ascii="Times New Roman" w:hAnsi="Times New Roman" w:cs="Times New Roman"/>
         </w:rPr>
-        <w:t xml:space="preserve">Cloudflare, Git, </w:t>
-      </w:r>
-      <w:proofErr w:type="spellStart"/>
-      <w:r>
-        <w:rPr>
-          <w:rFonts w:ascii="Times New Roman" w:hAnsi="Times New Roman" w:cs="Times New Roman"/>
-        </w:rPr>
-        <w:t>Vercel</w:t>
-      </w:r>
-      <w:proofErr w:type="spellEnd"/>
+        <w:t>Cloudflare, Git, Vercel</w:t>
+      </w:r>
       <w:r>
         <w:t xml:space="preserve"> </w:t>
       </w:r>
